--- a/(e)CRF/Per protocolnaam/24_Pressure redistribution efficacy of CMFO.docx
+++ b/(e)CRF/Per protocolnaam/24_Pressure redistribution efficacy of CMFO.docx
@@ -26,7 +26,7 @@
           <w:szCs w:val="28"/>
           <w:lang w:val="en-US"/>
         </w:rPr>
-        <w:t xml:space="preserve">Appendix 24: Pressure redistribution efficacy of </w:t>
+        <w:t>eCRF Document 24: Pressure redistribution efficacy of CMFO</w:t>
       </w:r>
       <w:proofErr w:type="gramStart"/>
       <w:r>
@@ -38,7 +38,6 @@
           <w:szCs w:val="28"/>
           <w:lang w:val="en-US"/>
         </w:rPr>
-        <w:t>CMFO  (</w:t>
       </w:r>
       <w:proofErr w:type="gramEnd"/>
       <w:r>
@@ -50,7 +49,6 @@
           <w:szCs w:val="28"/>
           <w:lang w:val="en-US"/>
         </w:rPr>
-        <w:t>visit 2)</w:t>
       </w:r>
     </w:p>
     <w:p>
